--- a/Sprint01/Briefing/Documentação (1).docx
+++ b/Sprint01/Briefing/Documentação (1).docx
@@ -462,7 +462,14 @@
           <w:szCs w:val="24"/>
         </w:rPr>
         <w:tab/>
-        <w:t>O Sistema atual de contabilização de faltas está gerando um gasto de tempo, aproximadamente 5 minutos por dia.</w:t>
+        <w:t xml:space="preserve">O Sistema atual de contabilização de faltas está gerando um gasto de tempo, aproximadamente 5 minutos por </w:t>
+      </w:r>
+      <w:r>
+        <w:rPr>
+          <w:sz w:val="24"/>
+          <w:szCs w:val="24"/>
+        </w:rPr>
+        <w:t xml:space="preserve">aula. Além do tempo utilizado, o processo está sujeito a erros de registro, atrasos na atualização da chamada e interrupções durante o início da aula. </w:t>
       </w:r>
     </w:p>
     <w:p>
@@ -504,8 +511,102 @@
           <w:sz w:val="24"/>
           <w:szCs w:val="24"/>
         </w:rPr>
-        <w:tab/>
-        <w:t>Professores, gestão escolar, alunos, Pais e responsáveis, equipe de TI. Todos serão beneficiados com um Sistema mais versátil e autônomo que poderá ser acessado de qualquer lugar.</w:t>
+        <w:t>Professores: redução do tempo gasto com a chamada e menor necessidade de intervenção manual</w:t>
+      </w:r>
+      <w:r>
+        <w:rPr>
+          <w:sz w:val="24"/>
+          <w:szCs w:val="24"/>
+        </w:rPr>
+        <w:t>;</w:t>
+      </w:r>
+    </w:p>
+    <w:p>
+      <w:pPr>
+        <w:rPr>
+          <w:sz w:val="24"/>
+          <w:szCs w:val="24"/>
+        </w:rPr>
+      </w:pPr>
+      <w:r>
+        <w:rPr>
+          <w:sz w:val="24"/>
+          <w:szCs w:val="24"/>
+        </w:rPr>
+        <w:t>Gestão escolar: acompanhamento e consulta aos registros de frequência</w:t>
+      </w:r>
+      <w:r>
+        <w:rPr>
+          <w:sz w:val="24"/>
+          <w:szCs w:val="24"/>
+        </w:rPr>
+        <w:t>;</w:t>
+      </w:r>
+    </w:p>
+    <w:p>
+      <w:pPr>
+        <w:rPr>
+          <w:sz w:val="24"/>
+          <w:szCs w:val="24"/>
+        </w:rPr>
+      </w:pPr>
+      <w:r>
+        <w:rPr>
+          <w:sz w:val="24"/>
+          <w:szCs w:val="24"/>
+        </w:rPr>
+        <w:t>Alunos: registro de presença mais ágil e preciso</w:t>
+      </w:r>
+      <w:r>
+        <w:rPr>
+          <w:sz w:val="24"/>
+          <w:szCs w:val="24"/>
+        </w:rPr>
+        <w:t>;</w:t>
+      </w:r>
+    </w:p>
+    <w:p>
+      <w:pPr>
+        <w:rPr>
+          <w:sz w:val="24"/>
+          <w:szCs w:val="24"/>
+        </w:rPr>
+      </w:pPr>
+      <w:r>
+        <w:rPr>
+          <w:sz w:val="24"/>
+          <w:szCs w:val="24"/>
+        </w:rPr>
+        <w:t>Pais e responsáveis: possibilidade de acompanhamento da frequência e recebimento de notificações</w:t>
+      </w:r>
+      <w:r>
+        <w:rPr>
+          <w:sz w:val="24"/>
+          <w:szCs w:val="24"/>
+        </w:rPr>
+        <w:t>;</w:t>
+      </w:r>
+    </w:p>
+    <w:p>
+      <w:pPr>
+        <w:rPr>
+          <w:sz w:val="24"/>
+          <w:szCs w:val="24"/>
+        </w:rPr>
+      </w:pPr>
+      <w:r>
+        <w:rPr>
+          <w:sz w:val="24"/>
+          <w:szCs w:val="24"/>
+        </w:rPr>
+        <w:t>Equipe de TI: manutenção, monitoramento e administração do sistema</w:t>
+      </w:r>
+      <w:r>
+        <w:rPr>
+          <w:sz w:val="24"/>
+          <w:szCs w:val="24"/>
+        </w:rPr>
+        <w:t>.</w:t>
       </w:r>
     </w:p>
     <w:p>
@@ -540,6 +641,7 @@
         <w:rPr>
           <w:sz w:val="24"/>
           <w:szCs w:val="24"/>
+          <w:lang w:val="pt-BR"/>
         </w:rPr>
       </w:pPr>
       <w:r>
@@ -548,7 +650,31 @@
           <w:szCs w:val="24"/>
         </w:rPr>
         <w:tab/>
-        <w:t>O Sistema operará num ambiente educacional. Ele contabilizará faltas e presenças de cada aluno individualmente, economizando tempo de aula e evitando transtornos com conversas paralelas durante a chamada ou tendo que alterar manualmente a lista quando um aluno chega atrasado.</w:t>
+      </w:r>
+      <w:r>
+        <w:rPr>
+          <w:sz w:val="24"/>
+          <w:szCs w:val="24"/>
+          <w:lang w:val="pt-BR"/>
+        </w:rPr>
+        <w:t>O sistema será utilizado em um ambiente educacional para registrar individualmente a presença e a ausência dos alunos.</w:t>
+      </w:r>
+    </w:p>
+    <w:p>
+      <w:pPr>
+        <w:rPr>
+          <w:sz w:val="24"/>
+          <w:szCs w:val="24"/>
+          <w:lang w:val="pt-BR"/>
+        </w:rPr>
+      </w:pPr>
+      <w:r>
+        <w:rPr>
+          <w:sz w:val="24"/>
+          <w:szCs w:val="24"/>
+          <w:lang w:val="pt-BR"/>
+        </w:rPr>
+        <w:t>Atualmente, o professor precisa realizar a chamada manualmente, o que pode consumir parte do tempo disponível para a aula e gerar interrupções, conversas paralelas e necessidade de alterações posteriores quando um aluno chega atrasado.</w:t>
       </w:r>
     </w:p>
     <w:p>
@@ -577,154 +703,187 @@
         </w:rPr>
         <w:t>NECESSIDADES</w:t>
       </w:r>
-    </w:p>
-    <w:p>
-      <w:pPr>
-        <w:rPr>
-          <w:sz w:val="24"/>
-          <w:szCs w:val="24"/>
-        </w:rPr>
-      </w:pPr>
-      <w:r>
-        <w:rPr>
-          <w:sz w:val="24"/>
-          <w:szCs w:val="24"/>
-        </w:rPr>
-        <w:tab/>
-        <w:t>Fluidez no registro de faltas/presenças;</w:t>
-      </w:r>
-    </w:p>
-    <w:p>
-      <w:pPr>
-        <w:rPr>
-          <w:sz w:val="24"/>
-          <w:szCs w:val="24"/>
-        </w:rPr>
-      </w:pPr>
-      <w:r>
-        <w:rPr>
-          <w:sz w:val="24"/>
-          <w:szCs w:val="24"/>
-        </w:rPr>
-        <w:tab/>
-        <w:t>Fácil acesso ao histórico;</w:t>
-      </w:r>
-    </w:p>
-    <w:p>
-      <w:pPr>
-        <w:rPr>
-          <w:sz w:val="24"/>
-          <w:szCs w:val="24"/>
-        </w:rPr>
-      </w:pPr>
-      <w:r>
-        <w:rPr>
-          <w:sz w:val="24"/>
-          <w:szCs w:val="24"/>
-        </w:rPr>
-        <w:tab/>
-        <w:t>Zero esforço do professor para contabilizar as faltas/presenças;</w:t>
-      </w:r>
-    </w:p>
-    <w:p>
-      <w:pPr>
-        <w:rPr>
-          <w:sz w:val="24"/>
-          <w:szCs w:val="24"/>
-        </w:rPr>
-      </w:pPr>
-      <w:r>
-        <w:rPr>
-          <w:sz w:val="24"/>
-          <w:szCs w:val="24"/>
-        </w:rPr>
-        <w:tab/>
-        <w:t>Flexibilidade de ajuste;</w:t>
-      </w:r>
-    </w:p>
-    <w:p>
-      <w:pPr>
-        <w:rPr>
-          <w:sz w:val="24"/>
-          <w:szCs w:val="24"/>
-        </w:rPr>
-      </w:pPr>
-      <w:r>
-        <w:rPr>
-          <w:sz w:val="24"/>
-          <w:szCs w:val="24"/>
-        </w:rPr>
-        <w:tab/>
-        <w:t>Integração com diário de classe;</w:t>
-      </w:r>
-    </w:p>
-    <w:p>
-      <w:pPr>
-        <w:rPr>
-          <w:sz w:val="24"/>
-          <w:szCs w:val="24"/>
-        </w:rPr>
-      </w:pPr>
-      <w:r>
-        <w:rPr>
-          <w:sz w:val="24"/>
-          <w:szCs w:val="24"/>
-        </w:rPr>
-        <w:tab/>
-        <w:t>Avisos em tempo real para pais e responsáveis em caso de falta;</w:t>
-      </w:r>
-    </w:p>
-    <w:p>
-      <w:pPr>
-        <w:rPr>
-          <w:sz w:val="24"/>
-          <w:szCs w:val="24"/>
-        </w:rPr>
-      </w:pPr>
-      <w:r>
-        <w:rPr>
-          <w:sz w:val="24"/>
-          <w:szCs w:val="24"/>
-        </w:rPr>
-        <w:tab/>
-        <w:t>Método de verificação.</w:t>
-      </w:r>
-    </w:p>
-    <w:p>
-      <w:pPr>
-        <w:rPr>
-          <w:sz w:val="24"/>
-          <w:szCs w:val="24"/>
-        </w:rPr>
-      </w:pPr>
-    </w:p>
-    <w:p>
-      <w:pPr>
-        <w:spacing w:before="240" w:after="240"/>
+      <w:r>
         <w:rPr>
           <w:b/>
           <w:bCs/>
           <w:sz w:val="24"/>
           <w:szCs w:val="24"/>
         </w:rPr>
-      </w:pPr>
-      <w:r>
+        <w:t xml:space="preserve"> E INFORMAÇÕES RELEVANTES</w:t>
+      </w:r>
+    </w:p>
+    <w:p>
+      <w:pPr>
+        <w:rPr>
+          <w:sz w:val="24"/>
+          <w:szCs w:val="24"/>
+          <w:lang w:val="pt-BR"/>
+        </w:rPr>
+      </w:pPr>
+      <w:r>
+        <w:rPr>
+          <w:sz w:val="24"/>
+          <w:szCs w:val="24"/>
+          <w:lang w:val="pt-BR"/>
+        </w:rPr>
+        <w:t xml:space="preserve">Registro automático de presença e ausência; </w:t>
+      </w:r>
+    </w:p>
+    <w:p>
+      <w:pPr>
+        <w:rPr>
+          <w:sz w:val="24"/>
+          <w:szCs w:val="24"/>
+          <w:lang w:val="pt-BR"/>
+        </w:rPr>
+      </w:pPr>
+      <w:r>
+        <w:rPr>
+          <w:sz w:val="24"/>
+          <w:szCs w:val="24"/>
+          <w:lang w:val="pt-BR"/>
+        </w:rPr>
+        <w:t xml:space="preserve">Identificação individual do aluno; </w:t>
+      </w:r>
+    </w:p>
+    <w:p>
+      <w:pPr>
+        <w:rPr>
+          <w:sz w:val="24"/>
+          <w:szCs w:val="24"/>
+          <w:lang w:val="pt-BR"/>
+        </w:rPr>
+      </w:pPr>
+      <w:r>
+        <w:rPr>
+          <w:sz w:val="24"/>
+          <w:szCs w:val="24"/>
+          <w:lang w:val="pt-BR"/>
+        </w:rPr>
+        <w:t xml:space="preserve">Registro do horário da presença; </w:t>
+      </w:r>
+    </w:p>
+    <w:p>
+      <w:pPr>
+        <w:rPr>
+          <w:sz w:val="24"/>
+          <w:szCs w:val="24"/>
+          <w:lang w:val="pt-BR"/>
+        </w:rPr>
+      </w:pPr>
+      <w:r>
+        <w:rPr>
+          <w:sz w:val="24"/>
+          <w:szCs w:val="24"/>
+          <w:lang w:val="pt-BR"/>
+        </w:rPr>
+        <w:t xml:space="preserve">Identificação de atrasos; </w:t>
+      </w:r>
+    </w:p>
+    <w:p>
+      <w:pPr>
+        <w:rPr>
+          <w:sz w:val="24"/>
+          <w:szCs w:val="24"/>
+          <w:lang w:val="pt-BR"/>
+        </w:rPr>
+      </w:pPr>
+      <w:r>
+        <w:rPr>
+          <w:sz w:val="24"/>
+          <w:szCs w:val="24"/>
+          <w:lang w:val="pt-BR"/>
+        </w:rPr>
+        <w:t xml:space="preserve">Redução ou eliminação da necessidade de chamada manual; </w:t>
+      </w:r>
+    </w:p>
+    <w:p>
+      <w:pPr>
+        <w:rPr>
+          <w:sz w:val="24"/>
+          <w:szCs w:val="24"/>
+          <w:lang w:val="pt-BR"/>
+        </w:rPr>
+      </w:pPr>
+      <w:r>
+        <w:rPr>
+          <w:sz w:val="24"/>
+          <w:szCs w:val="24"/>
+          <w:lang w:val="pt-BR"/>
+        </w:rPr>
+        <w:t>Possibilidade de correção manual por usuários autorizados</w:t>
+      </w:r>
+      <w:r>
+        <w:rPr>
+          <w:sz w:val="24"/>
+          <w:szCs w:val="24"/>
+          <w:lang w:val="pt-BR"/>
+        </w:rPr>
+        <w:t>;</w:t>
+      </w:r>
+    </w:p>
+    <w:p>
+      <w:pPr>
+        <w:rPr>
+          <w:sz w:val="24"/>
+          <w:szCs w:val="24"/>
+        </w:rPr>
+      </w:pPr>
+      <w:r>
+        <w:rPr>
+          <w:sz w:val="24"/>
+          <w:szCs w:val="24"/>
+        </w:rPr>
+        <w:t>Histórico de presenças e faltas</w:t>
+      </w:r>
+      <w:r>
+        <w:rPr>
+          <w:sz w:val="24"/>
+          <w:szCs w:val="24"/>
+        </w:rPr>
+        <w:t xml:space="preserve"> individual</w:t>
+      </w:r>
+      <w:r>
+        <w:rPr>
+          <w:sz w:val="24"/>
+          <w:szCs w:val="24"/>
+        </w:rPr>
+        <w:t>;</w:t>
+      </w:r>
+      <w:r>
+        <w:rPr>
+          <w:sz w:val="24"/>
+          <w:szCs w:val="24"/>
+        </w:rPr>
+        <w:tab/>
+      </w:r>
+    </w:p>
+    <w:p>
+      <w:pPr>
+        <w:rPr>
+          <w:sz w:val="24"/>
+          <w:szCs w:val="24"/>
+        </w:rPr>
+      </w:pPr>
+    </w:p>
+    <w:p>
+      <w:pPr>
+        <w:rPr>
+          <w:sz w:val="24"/>
+          <w:szCs w:val="24"/>
+        </w:rPr>
+      </w:pPr>
+    </w:p>
+    <w:p>
+      <w:pPr>
+        <w:jc w:val="center"/>
         <w:rPr>
           <w:b/>
           <w:bCs/>
           <w:sz w:val="24"/>
           <w:szCs w:val="24"/>
         </w:rPr>
-        <w:t>INFORMAÇÕES IMPORTANTES PARA O DESENVOLVIMENTO</w:t>
-      </w:r>
-    </w:p>
-    <w:p>
-      <w:pPr>
-        <w:spacing w:before="240" w:after="240"/>
-        <w:rPr>
-          <w:sz w:val="24"/>
-          <w:szCs w:val="24"/>
-        </w:rPr>
       </w:pPr>
       <w:r>
         <w:rPr>
@@ -733,176 +892,92 @@
           <w:sz w:val="24"/>
           <w:szCs w:val="24"/>
         </w:rPr>
-        <w:tab/>
-      </w:r>
-      <w:r>
-        <w:rPr>
-          <w:sz w:val="24"/>
-          <w:szCs w:val="24"/>
-        </w:rPr>
-        <w:t>Possivel solução: Carrinho de notbooks com sensor de pressão que identifica se o mesmo se encontra lá. Se o notbook estiver guardado, o sensor emite um sinal de “Falta” para o determinado aluno</w:t>
-      </w:r>
-      <w:r>
-        <w:rPr>
-          <w:sz w:val="24"/>
-          <w:szCs w:val="24"/>
-        </w:rPr>
-        <w:t xml:space="preserve"> no software de gestão</w:t>
-      </w:r>
-      <w:r>
-        <w:rPr>
-          <w:sz w:val="24"/>
-          <w:szCs w:val="24"/>
-        </w:rPr>
-        <w:t xml:space="preserve"> e vice e versa.</w:t>
-      </w:r>
-    </w:p>
-    <w:p>
-      <w:pPr>
-        <w:spacing w:after="0"/>
-        <w:ind w:left="720"/>
-        <w:rPr>
-          <w:sz w:val="24"/>
-          <w:szCs w:val="24"/>
-        </w:rPr>
-      </w:pPr>
-      <w:r>
-        <w:rPr>
-          <w:b/>
-          <w:bCs/>
-          <w:sz w:val="24"/>
-          <w:szCs w:val="24"/>
-        </w:rPr>
-        <w:t>Plano B do Professor:</w:t>
-      </w:r>
-      <w:r>
-        <w:rPr>
-          <w:sz w:val="24"/>
-          <w:szCs w:val="24"/>
-        </w:rPr>
-        <w:t xml:space="preserve"> Botão manual na tela do professor para marcar presença caso o Wi-Fi caia ou algum sensor falhe.</w:t>
-      </w:r>
-    </w:p>
-    <w:p>
-      <w:pPr>
-        <w:spacing w:after="0"/>
-        <w:ind w:left="720"/>
-        <w:rPr>
-          <w:sz w:val="24"/>
-          <w:szCs w:val="24"/>
-        </w:rPr>
-      </w:pPr>
-      <w:r>
-        <w:rPr>
-          <w:b/>
-          <w:bCs/>
-          <w:sz w:val="24"/>
-          <w:szCs w:val="24"/>
-        </w:rPr>
-        <w:t>Conectividade Local:</w:t>
-      </w:r>
-      <w:r>
-        <w:rPr>
-          <w:sz w:val="24"/>
-          <w:szCs w:val="24"/>
-        </w:rPr>
-        <w:t xml:space="preserve"> Carrinho e notebooks precisam rodar na mesma rede Wi-Fi da sala para garantir a presença física.</w:t>
-      </w:r>
-    </w:p>
-    <w:p>
-      <w:pPr>
-        <w:spacing w:after="0"/>
-        <w:ind w:left="720"/>
-        <w:rPr>
-          <w:sz w:val="24"/>
-          <w:szCs w:val="24"/>
-        </w:rPr>
-      </w:pPr>
-      <w:r>
-        <w:rPr>
-          <w:b/>
-          <w:bCs/>
-          <w:sz w:val="24"/>
-          <w:szCs w:val="24"/>
-        </w:rPr>
         <w:lastRenderedPageBreak/>
-        <w:t>Hardware Resistente:</w:t>
-      </w:r>
-      <w:r>
-        <w:rPr>
-          <w:sz w:val="24"/>
-          <w:szCs w:val="24"/>
-        </w:rPr>
-        <w:t xml:space="preserve"> Sensores das gavetas protegidos contra sujeira, impactos e o manuseio diário dos alunos.</w:t>
-      </w:r>
-    </w:p>
-    <w:p>
-      <w:pPr>
-        <w:spacing w:after="0"/>
-        <w:ind w:left="720"/>
-        <w:rPr>
-          <w:sz w:val="24"/>
-          <w:szCs w:val="24"/>
-        </w:rPr>
-      </w:pPr>
-      <w:r>
-        <w:rPr>
-          <w:b/>
-          <w:bCs/>
-          <w:sz w:val="24"/>
-          <w:szCs w:val="24"/>
-        </w:rPr>
-        <w:t>App Leve no Notebook:</w:t>
-      </w:r>
-      <w:r>
-        <w:rPr>
-          <w:sz w:val="24"/>
-          <w:szCs w:val="24"/>
-        </w:rPr>
-        <w:t xml:space="preserve"> Software em segundo plano super leve para não travar a máquina nem gastar bateria extra.</w:t>
-      </w:r>
-    </w:p>
-    <w:p>
-      <w:pPr>
-        <w:spacing w:after="240"/>
-        <w:ind w:left="720"/>
-        <w:rPr>
-          <w:sz w:val="24"/>
-          <w:szCs w:val="24"/>
-        </w:rPr>
-      </w:pPr>
-      <w:r>
-        <w:rPr>
-          <w:b/>
-          <w:bCs/>
-          <w:sz w:val="24"/>
-          <w:szCs w:val="24"/>
-        </w:rPr>
-        <w:t>Contas Unificadas:</w:t>
-      </w:r>
-      <w:r>
-        <w:rPr>
-          <w:sz w:val="24"/>
-          <w:szCs w:val="24"/>
-        </w:rPr>
-        <w:t xml:space="preserve"> Login do aluno integrado ao sistema atual da escola (ex: Google Workspace ou Active Directory).</w:t>
-      </w:r>
-    </w:p>
-    <w:p>
-      <w:pPr>
-        <w:rPr>
-          <w:sz w:val="24"/>
-          <w:szCs w:val="24"/>
-        </w:rPr>
-      </w:pPr>
-    </w:p>
-    <w:p>
-      <w:pPr>
-        <w:rPr>
-          <w:sz w:val="24"/>
-          <w:szCs w:val="24"/>
-        </w:rPr>
-      </w:pPr>
+        <w:t>ASSINATURA DOS RESPONSAVEIS</w:t>
+      </w:r>
+    </w:p>
+    <w:p>
+      <w:pPr>
+        <w:jc w:val="center"/>
+        <w:rPr>
+          <w:sz w:val="24"/>
+          <w:szCs w:val="24"/>
+        </w:rPr>
+      </w:pPr>
+      <w:r>
+        <w:rPr>
+          <w:sz w:val="24"/>
+          <w:szCs w:val="24"/>
+        </w:rPr>
+        <w:t>Antes de assinar qualquer documento certifique-se de que as informações contidas estão corretas e ambas as partes estão de comum acordo com o que foi apresentado.</w:t>
+      </w:r>
+    </w:p>
+    <w:p>
+      <w:pPr>
+        <w:rPr>
+          <w:sz w:val="24"/>
+          <w:szCs w:val="24"/>
+        </w:rPr>
+      </w:pPr>
+    </w:p>
+    <w:p>
+      <w:pPr>
+        <w:rPr>
+          <w:sz w:val="24"/>
+          <w:szCs w:val="24"/>
+        </w:rPr>
+      </w:pPr>
+    </w:p>
+    <w:p>
+      <w:pPr>
+        <w:rPr>
+          <w:sz w:val="24"/>
+          <w:szCs w:val="24"/>
+        </w:rPr>
+      </w:pPr>
+      <w:r>
+        <w:rPr>
+          <w:noProof/>
+        </w:rPr>
+        <w:pict w14:anchorId="779463CE">
+          <v:shapetype id="_x0000_t75" coordsize="21600,21600" o:spt="75" o:preferrelative="t" path="m@4@5l@4@11@9@11@9@5xe" filled="f" stroked="f">
+            <v:stroke joinstyle="miter"/>
+            <v:formulas>
+              <v:f eqn="if lineDrawn pixelLineWidth 0"/>
+              <v:f eqn="sum @0 1 0"/>
+              <v:f eqn="sum 0 0 @1"/>
+              <v:f eqn="prod @2 1 2"/>
+              <v:f eqn="prod @3 21600 pixelWidth"/>
+              <v:f eqn="prod @3 21600 pixelHeight"/>
+              <v:f eqn="sum @0 0 1"/>
+              <v:f eqn="prod @6 1 2"/>
+              <v:f eqn="prod @7 21600 pixelWidth"/>
+              <v:f eqn="sum @8 21600 0"/>
+              <v:f eqn="prod @7 21600 pixelHeight"/>
+              <v:f eqn="sum @10 21600 0"/>
+            </v:formulas>
+            <v:path o:extrusionok="f" gradientshapeok="t" o:connecttype="rect"/>
+            <o:lock v:ext="edit" aspectratio="t"/>
+          </v:shapetype>
+          <v:shape id="_x0000_s1026" type="#_x0000_t75" alt="Linha de Assinatura, Sem Sinal" style="position:absolute;margin-left:331.2pt;margin-top:4.75pt;width:192pt;height:96pt;z-index:-251657216;mso-position-horizontal-relative:text;mso-position-vertical-relative:text;mso-width-relative:page;mso-height-relative:page">
+            <v:imagedata r:id="rId8" o:title=""/>
+            <o:lock v:ext="edit" ungrouping="t" rotation="t" cropping="t" verticies="t" text="t" grouping="t"/>
+            <o:signatureline v:ext="edit" id="{CE0A2A35-3792-41BF-B911-8DE1EC9B8DBC}" provid="{00000000-0000-0000-0000-000000000000}" o:suggestedsigner="Equipe Desenvolvedora" issignatureline="t"/>
+          </v:shape>
+        </w:pict>
+      </w:r>
+      <w:r>
+        <w:rPr>
+          <w:noProof/>
+        </w:rPr>
+        <w:pict w14:anchorId="62D5A264">
+          <v:shape id="_x0000_s1027" type="#_x0000_t75" alt="Linha de Assinatura, Sem Sinal" style="position:absolute;margin-left:0;margin-top:2.35pt;width:192pt;height:96pt;z-index:-251655168;mso-position-horizontal-relative:text;mso-position-vertical-relative:text;mso-width-relative:page;mso-height-relative:page">
+            <v:imagedata r:id="rId9" o:title=""/>
+            <o:lock v:ext="edit" ungrouping="t" rotation="t" cropping="t" verticies="t" text="t" grouping="t"/>
+            <o:signatureline v:ext="edit" id="{2C583042-AE94-4FD8-B75D-A00BA32D75F4}" provid="{00000000-0000-0000-0000-000000000000}" o:suggestedsigner="Cliente" issignatureline="t"/>
+          </v:shape>
+        </w:pict>
+      </w:r>
     </w:p>
     <w:p>
       <w:pPr>
@@ -981,11 +1056,11 @@
     </w:p>
     <w:p/>
     <w:sectPr>
-      <w:headerReference w:type="even" r:id="rId7"/>
-      <w:footerReference w:type="even" r:id="rId8"/>
-      <w:footerReference w:type="default" r:id="rId9"/>
-      <w:headerReference w:type="first" r:id="rId10"/>
-      <w:footerReference w:type="first" r:id="rId11"/>
+      <w:headerReference w:type="even" r:id="rId10"/>
+      <w:footerReference w:type="even" r:id="rId11"/>
+      <w:footerReference w:type="default" r:id="rId12"/>
+      <w:headerReference w:type="first" r:id="rId13"/>
+      <w:footerReference w:type="first" r:id="rId14"/>
       <w:pgSz w:w="11906" w:h="16838"/>
       <w:pgMar w:top="720" w:right="720" w:bottom="720" w:left="720" w:header="708" w:footer="708" w:gutter="0"/>
       <w:pgNumType w:start="1"/>
@@ -2096,7 +2171,6 @@
   <w:style w:type="character" w:default="1" w:styleId="Fontepargpadro">
     <w:name w:val="Default Paragraph Font"/>
     <w:uiPriority w:val="1"/>
-    <w:semiHidden/>
     <w:unhideWhenUsed/>
   </w:style>
   <w:style w:type="table" w:default="1" w:styleId="Tabelanormal">
@@ -2500,4 +2574,16 @@
   </a:objectDefaults>
   <a:extraClrSchemeLst/>
 </a:theme>
+</file>
+
+<file path=customXml/item1.xml><?xml version="1.0" encoding="utf-8"?>
+<b:Sources xmlns:b="http://schemas.openxmlformats.org/officeDocument/2006/bibliography" xmlns="http://schemas.openxmlformats.org/officeDocument/2006/bibliography" SelectedStyle="\APASixthEditionOfficeOnline.xsl" StyleName="APA" Version="6"/>
+</file>
+
+<file path=customXml/itemProps1.xml><?xml version="1.0" encoding="utf-8"?>
+<ds:datastoreItem xmlns:ds="http://schemas.openxmlformats.org/officeDocument/2006/customXml" ds:itemID="{F86676EF-F548-4D33-BF2E-61457E842660}">
+  <ds:schemaRefs>
+    <ds:schemaRef ds:uri="http://schemas.openxmlformats.org/officeDocument/2006/bibliography"/>
+  </ds:schemaRefs>
+</ds:datastoreItem>
 </file>